--- a/Table_2.docx
+++ b/Table_2.docx
@@ -556,7 +556,7 @@
                 <w:rFonts w:ascii="Calibri" w:hAnsi="Calibri"/>
                 <w:sz w:val="20"/>
               </w:rPr>
-              <w:t xml:space="default">none</w:t>
+              <w:t xml:space="default">n/a (no categorical terms)</w:t>
             </w:r>
           </w:p>
         </w:tc>
@@ -801,7 +801,7 @@
                 <w:rFonts w:ascii="Calibri" w:hAnsi="Calibri"/>
                 <w:sz w:val="20"/>
               </w:rPr>
-              <w:t xml:space="default">none</w:t>
+              <w:t xml:space="default">n/a (no categorical terms)</w:t>
             </w:r>
           </w:p>
         </w:tc>
@@ -1291,7 +1291,7 @@
                 <w:rFonts w:ascii="Calibri" w:hAnsi="Calibri"/>
                 <w:sz w:val="20"/>
               </w:rPr>
-              <w:t xml:space="default">none</w:t>
+              <w:t xml:space="default">n/a (no categorical terms)</w:t>
             </w:r>
           </w:p>
         </w:tc>

--- a/Table_2.docx
+++ b/Table_2.docx
@@ -388,31 +388,31 @@
                 <w:rFonts w:ascii="Calibri" w:hAnsi="Calibri"/>
                 <w:sz w:val="20"/>
               </w:rPr>
-              <w:t xml:space="default">M4_av</w:t>
-            </w:r>
-          </w:p>
-        </w:tc>
-        <w:tc>
-          <w:tcPr>
-            <w:tcBorders>
-              <w:top w:val="single" w:space="0" w:color="D3D3D3"/>
-              <w:bottom w:val="single" w:space="0" w:color="D3D3D3"/>
-              <w:start w:val="single" w:space="0" w:color="D3D3D3"/>
-              <w:end w:val="single" w:space="0" w:color="D3D3D3"/>
-            </w:tcBorders>
-          </w:tcPr>
-          <w:p>
-            <w:pPr>
-              <w:spacing w:before="0" w:after="60"/>
-              <w:keepNext/>
-              <w:jc w:val="start"/>
-            </w:pPr>
-            <w:r>
-              <w:rPr>
-                <w:rFonts w:ascii="Calibri" w:hAnsi="Calibri"/>
-                <w:sz w:val="20"/>
-              </w:rPr>
-              <w:t xml:space="default">Thermal–disturbance model (intensity)</w:t>
+              <w:t xml:space="default">M6_av</w:t>
+            </w:r>
+          </w:p>
+        </w:tc>
+        <w:tc>
+          <w:tcPr>
+            <w:tcBorders>
+              <w:top w:val="single" w:space="0" w:color="D3D3D3"/>
+              <w:bottom w:val="single" w:space="0" w:color="D3D3D3"/>
+              <w:start w:val="single" w:space="0" w:color="D3D3D3"/>
+              <w:end w:val="single" w:space="0" w:color="D3D3D3"/>
+            </w:tcBorders>
+          </w:tcPr>
+          <w:p>
+            <w:pPr>
+              <w:spacing w:before="0" w:after="60"/>
+              <w:keepNext/>
+              <w:jc w:val="start"/>
+            </w:pPr>
+            <w:r>
+              <w:rPr>
+                <w:rFonts w:ascii="Calibri" w:hAnsi="Calibri"/>
+                <w:sz w:val="20"/>
+              </w:rPr>
+              <w:t xml:space="default">Integrated climate model (smoothed frequency)</w:t>
             </w:r>
           </w:p>
         </w:tc>
@@ -436,7 +436,7 @@
                 <w:rFonts w:ascii="Calibri" w:hAnsi="Calibri"/>
                 <w:sz w:val="20"/>
               </w:rPr>
-              <w:t xml:space="default">-88.831</w:t>
+              <w:t xml:space="default">-80.536</w:t>
             </w:r>
           </w:p>
         </w:tc>
@@ -460,7 +460,7 @@
                 <w:rFonts w:ascii="Calibri" w:hAnsi="Calibri"/>
                 <w:sz w:val="20"/>
               </w:rPr>
-              <w:t xml:space="default">0.50</w:t>
+              <w:t xml:space="default">0.56</w:t>
             </w:r>
           </w:p>
         </w:tc>
@@ -484,7 +484,7 @@
                 <w:rFonts w:ascii="Calibri" w:hAnsi="Calibri"/>
                 <w:sz w:val="20"/>
               </w:rPr>
-              <w:t xml:space="default">0.898</w:t>
+              <w:t xml:space="default">0.911</w:t>
             </w:r>
           </w:p>
         </w:tc>
@@ -508,79 +508,79 @@
                 <w:rFonts w:ascii="Calibri" w:hAnsi="Calibri"/>
                 <w:sz w:val="20"/>
               </w:rPr>
-              <w:t xml:space="default">0.867</w:t>
-            </w:r>
-          </w:p>
-        </w:tc>
-        <w:tc>
-          <w:tcPr>
-            <w:tcBorders>
-              <w:top w:val="single" w:space="0" w:color="D3D3D3"/>
-              <w:bottom w:val="single" w:space="0" w:color="D3D3D3"/>
-              <w:start w:val="single" w:space="0" w:color="D3D3D3"/>
-              <w:end w:val="single" w:space="0" w:color="D3D3D3"/>
-            </w:tcBorders>
-          </w:tcPr>
-          <w:p>
-            <w:pPr>
-              <w:spacing w:before="0" w:after="60"/>
-              <w:keepNext/>
-              <w:jc w:val="start"/>
-            </w:pPr>
-            <w:r>
-              <w:rPr>
-                <w:rFonts w:ascii="Calibri" w:hAnsi="Calibri"/>
-                <w:sz w:val="20"/>
-              </w:rPr>
-              <w:t xml:space="default">s(Hur100_av) (p=&lt;1e-04)</w:t>
-            </w:r>
-          </w:p>
-        </w:tc>
-        <w:tc>
-          <w:tcPr>
-            <w:tcBorders>
-              <w:top w:val="single" w:space="0" w:color="D3D3D3"/>
-              <w:bottom w:val="single" w:space="0" w:color="D3D3D3"/>
-              <w:start w:val="single" w:space="0" w:color="D3D3D3"/>
-              <w:end w:val="single" w:space="0" w:color="D3D3D3"/>
-            </w:tcBorders>
-          </w:tcPr>
-          <w:p>
-            <w:pPr>
-              <w:spacing w:before="0" w:after="60"/>
-              <w:keepNext/>
-              <w:jc w:val="start"/>
-            </w:pPr>
-            <w:r>
-              <w:rPr>
-                <w:rFonts w:ascii="Calibri" w:hAnsi="Calibri"/>
-                <w:sz w:val="20"/>
-              </w:rPr>
-              <w:t xml:space="default">n/a (no categorical terms)</w:t>
-            </w:r>
-          </w:p>
-        </w:tc>
-        <w:tc>
-          <w:tcPr>
-            <w:tcBorders>
-              <w:top w:val="single" w:space="0" w:color="D3D3D3"/>
-              <w:bottom w:val="single" w:space="0" w:color="D3D3D3"/>
-              <w:start w:val="single" w:space="0" w:color="D3D3D3"/>
-              <w:end w:val="single" w:space="0" w:color="D3D3D3"/>
-            </w:tcBorders>
-          </w:tcPr>
-          <w:p>
-            <w:pPr>
-              <w:spacing w:before="0" w:after="60"/>
-              <w:keepNext/>
-              <w:jc w:val="start"/>
-            </w:pPr>
-            <w:r>
-              <w:rPr>
-                <w:rFonts w:ascii="Calibri" w:hAnsi="Calibri"/>
-                <w:sz w:val="20"/>
-              </w:rPr>
-              <w:t xml:space="default">s(age) (EDF=0); s(GMHT_CPS0_30N) (EDF=0); s(dT_raw) (EDF=0); s(Hur100_av) (EDF=3.27)</w:t>
+              <w:t xml:space="default">0.865</w:t>
+            </w:r>
+          </w:p>
+        </w:tc>
+        <w:tc>
+          <w:tcPr>
+            <w:tcBorders>
+              <w:top w:val="single" w:space="0" w:color="D3D3D3"/>
+              <w:bottom w:val="single" w:space="0" w:color="D3D3D3"/>
+              <w:start w:val="single" w:space="0" w:color="D3D3D3"/>
+              <w:end w:val="single" w:space="0" w:color="D3D3D3"/>
+            </w:tcBorders>
+          </w:tcPr>
+          <w:p>
+            <w:pPr>
+              <w:spacing w:before="0" w:after="60"/>
+              <w:keepNext/>
+              <w:jc w:val="start"/>
+            </w:pPr>
+            <w:r>
+              <w:rPr>
+                <w:rFonts w:ascii="Calibri" w:hAnsi="Calibri"/>
+                <w:sz w:val="20"/>
+              </w:rPr>
+              <w:t xml:space="default">Thermal (p=&lt;1e-04)</w:t>
+            </w:r>
+          </w:p>
+        </w:tc>
+        <w:tc>
+          <w:tcPr>
+            <w:tcBorders>
+              <w:top w:val="single" w:space="0" w:color="D3D3D3"/>
+              <w:bottom w:val="single" w:space="0" w:color="D3D3D3"/>
+              <w:start w:val="single" w:space="0" w:color="D3D3D3"/>
+              <w:end w:val="single" w:space="0" w:color="D3D3D3"/>
+            </w:tcBorders>
+          </w:tcPr>
+          <w:p>
+            <w:pPr>
+              <w:spacing w:before="0" w:after="60"/>
+              <w:keepNext/>
+              <w:jc w:val="start"/>
+            </w:pPr>
+            <w:r>
+              <w:rPr>
+                <w:rFonts w:ascii="Calibri" w:hAnsi="Calibri"/>
+                <w:sz w:val="20"/>
+              </w:rPr>
+              <w:t xml:space="default">Thermalcooler (-1.49, p=0.022); ThermalLIA (-3.50, p=&lt;1e-04)</w:t>
+            </w:r>
+          </w:p>
+        </w:tc>
+        <w:tc>
+          <w:tcPr>
+            <w:tcBorders>
+              <w:top w:val="single" w:space="0" w:color="D3D3D3"/>
+              <w:bottom w:val="single" w:space="0" w:color="D3D3D3"/>
+              <w:start w:val="single" w:space="0" w:color="D3D3D3"/>
+              <w:end w:val="single" w:space="0" w:color="D3D3D3"/>
+            </w:tcBorders>
+          </w:tcPr>
+          <w:p>
+            <w:pPr>
+              <w:spacing w:before="0" w:after="60"/>
+              <w:keepNext/>
+              <w:jc w:val="start"/>
+            </w:pPr>
+            <w:r>
+              <w:rPr>
+                <w:rFonts w:ascii="Calibri" w:hAnsi="Calibri"/>
+                <w:sz w:val="20"/>
+              </w:rPr>
+              <w:t xml:space="default">s(age) (EDF=4.31); s(GMHT_CPS0_30N) (EDF=0.38); s(dT_raw) (EDF=0); s(Hur100_av) (EDF=1.32)</w:t>
             </w:r>
           </w:p>
         </w:tc>
@@ -633,31 +633,31 @@
                 <w:rFonts w:ascii="Calibri" w:hAnsi="Calibri"/>
                 <w:sz w:val="20"/>
               </w:rPr>
-              <w:t xml:space="default">M4_fqcy</w:t>
-            </w:r>
-          </w:p>
-        </w:tc>
-        <w:tc>
-          <w:tcPr>
-            <w:tcBorders>
-              <w:top w:val="single" w:space="0" w:color="D3D3D3"/>
-              <w:bottom w:val="single" w:space="0" w:color="D3D3D3"/>
-              <w:start w:val="single" w:space="0" w:color="D3D3D3"/>
-              <w:end w:val="single" w:space="0" w:color="D3D3D3"/>
-            </w:tcBorders>
-          </w:tcPr>
-          <w:p>
-            <w:pPr>
-              <w:spacing w:before="0" w:after="60"/>
-              <w:keepNext/>
-              <w:jc w:val="start"/>
-            </w:pPr>
-            <w:r>
-              <w:rPr>
-                <w:rFonts w:ascii="Calibri" w:hAnsi="Calibri"/>
-                <w:sz w:val="20"/>
-              </w:rPr>
-              <w:t xml:space="default">Thermal–disturbance model (frequency)</w:t>
+              <w:t xml:space="default">M6_fqcy</w:t>
+            </w:r>
+          </w:p>
+        </w:tc>
+        <w:tc>
+          <w:tcPr>
+            <w:tcBorders>
+              <w:top w:val="single" w:space="0" w:color="D3D3D3"/>
+              <w:bottom w:val="single" w:space="0" w:color="D3D3D3"/>
+              <w:start w:val="single" w:space="0" w:color="D3D3D3"/>
+              <w:end w:val="single" w:space="0" w:color="D3D3D3"/>
+            </w:tcBorders>
+          </w:tcPr>
+          <w:p>
+            <w:pPr>
+              <w:spacing w:before="0" w:after="60"/>
+              <w:keepNext/>
+              <w:jc w:val="start"/>
+            </w:pPr>
+            <w:r>
+              <w:rPr>
+                <w:rFonts w:ascii="Calibri" w:hAnsi="Calibri"/>
+                <w:sz w:val="20"/>
+              </w:rPr>
+              <w:t xml:space="default">Integrated climate model (frequency)</w:t>
             </w:r>
           </w:p>
         </w:tc>
@@ -681,7 +681,7 @@
                 <w:rFonts w:ascii="Calibri" w:hAnsi="Calibri"/>
                 <w:sz w:val="20"/>
               </w:rPr>
-              <w:t xml:space="default">-5.680</w:t>
+              <w:t xml:space="default">-6.528</w:t>
             </w:r>
           </w:p>
         </w:tc>
@@ -705,7 +705,7 @@
                 <w:rFonts w:ascii="Calibri" w:hAnsi="Calibri"/>
                 <w:sz w:val="20"/>
               </w:rPr>
-              <w:t xml:space="default">0.23</w:t>
+              <w:t xml:space="default">0.22</w:t>
             </w:r>
           </w:p>
         </w:tc>
@@ -729,7 +729,7 @@
                 <w:rFonts w:ascii="Calibri" w:hAnsi="Calibri"/>
                 <w:sz w:val="20"/>
               </w:rPr>
-              <w:t xml:space="default">0.165</w:t>
+              <w:t xml:space="default">0.360</w:t>
             </w:r>
           </w:p>
         </w:tc>
@@ -753,79 +753,79 @@
                 <w:rFonts w:ascii="Calibri" w:hAnsi="Calibri"/>
                 <w:sz w:val="20"/>
               </w:rPr>
-              <w:t xml:space="default">0.105</w:t>
-            </w:r>
-          </w:p>
-        </w:tc>
-        <w:tc>
-          <w:tcPr>
-            <w:tcBorders>
-              <w:top w:val="single" w:space="0" w:color="D3D3D3"/>
-              <w:bottom w:val="single" w:space="0" w:color="D3D3D3"/>
-              <w:start w:val="single" w:space="0" w:color="D3D3D3"/>
-              <w:end w:val="single" w:space="0" w:color="D3D3D3"/>
-            </w:tcBorders>
-          </w:tcPr>
-          <w:p>
-            <w:pPr>
-              <w:spacing w:before="0" w:after="60"/>
-              <w:keepNext/>
-              <w:jc w:val="start"/>
-            </w:pPr>
-            <w:r>
-              <w:rPr>
-                <w:rFonts w:ascii="Calibri" w:hAnsi="Calibri"/>
-                <w:sz w:val="20"/>
-              </w:rPr>
-              <w:t xml:space="default">Not significant</w:t>
-            </w:r>
-          </w:p>
-        </w:tc>
-        <w:tc>
-          <w:tcPr>
-            <w:tcBorders>
-              <w:top w:val="single" w:space="0" w:color="D3D3D3"/>
-              <w:bottom w:val="single" w:space="0" w:color="D3D3D3"/>
-              <w:start w:val="single" w:space="0" w:color="D3D3D3"/>
-              <w:end w:val="single" w:space="0" w:color="D3D3D3"/>
-            </w:tcBorders>
-          </w:tcPr>
-          <w:p>
-            <w:pPr>
-              <w:spacing w:before="0" w:after="60"/>
-              <w:keepNext/>
-              <w:jc w:val="start"/>
-            </w:pPr>
-            <w:r>
-              <w:rPr>
-                <w:rFonts w:ascii="Calibri" w:hAnsi="Calibri"/>
-                <w:sz w:val="20"/>
-              </w:rPr>
-              <w:t xml:space="default">n/a (no categorical terms)</w:t>
-            </w:r>
-          </w:p>
-        </w:tc>
-        <w:tc>
-          <w:tcPr>
-            <w:tcBorders>
-              <w:top w:val="single" w:space="0" w:color="D3D3D3"/>
-              <w:bottom w:val="single" w:space="0" w:color="D3D3D3"/>
-              <w:start w:val="single" w:space="0" w:color="D3D3D3"/>
-              <w:end w:val="single" w:space="0" w:color="D3D3D3"/>
-            </w:tcBorders>
-          </w:tcPr>
-          <w:p>
-            <w:pPr>
-              <w:spacing w:before="0" w:after="60"/>
-              <w:keepNext/>
-              <w:jc w:val="start"/>
-            </w:pPr>
-            <w:r>
-              <w:rPr>
-                <w:rFonts w:ascii="Calibri" w:hAnsi="Calibri"/>
-                <w:sz w:val="20"/>
-              </w:rPr>
-              <w:t xml:space="default">s(age) (EDF=0); s(GMHT_CPS0_30N) (EDF=1.3); s(dT_raw) (EDF=0); s(Hur100_fqcy) (EDF=0.7)</w:t>
+              <w:t xml:space="default">0.226</w:t>
+            </w:r>
+          </w:p>
+        </w:tc>
+        <w:tc>
+          <w:tcPr>
+            <w:tcBorders>
+              <w:top w:val="single" w:space="0" w:color="D3D3D3"/>
+              <w:bottom w:val="single" w:space="0" w:color="D3D3D3"/>
+              <w:start w:val="single" w:space="0" w:color="D3D3D3"/>
+              <w:end w:val="single" w:space="0" w:color="D3D3D3"/>
+            </w:tcBorders>
+          </w:tcPr>
+          <w:p>
+            <w:pPr>
+              <w:spacing w:before="0" w:after="60"/>
+              <w:keepNext/>
+              <w:jc w:val="start"/>
+            </w:pPr>
+            <w:r>
+              <w:rPr>
+                <w:rFonts w:ascii="Calibri" w:hAnsi="Calibri"/>
+                <w:sz w:val="20"/>
+              </w:rPr>
+              <w:t xml:space="default">s(Hur100_fqcy) (p=0.0023)</w:t>
+            </w:r>
+          </w:p>
+        </w:tc>
+        <w:tc>
+          <w:tcPr>
+            <w:tcBorders>
+              <w:top w:val="single" w:space="0" w:color="D3D3D3"/>
+              <w:bottom w:val="single" w:space="0" w:color="D3D3D3"/>
+              <w:start w:val="single" w:space="0" w:color="D3D3D3"/>
+              <w:end w:val="single" w:space="0" w:color="D3D3D3"/>
+            </w:tcBorders>
+          </w:tcPr>
+          <w:p>
+            <w:pPr>
+              <w:spacing w:before="0" w:after="60"/>
+              <w:keepNext/>
+              <w:jc w:val="start"/>
+            </w:pPr>
+            <w:r>
+              <w:rPr>
+                <w:rFonts w:ascii="Calibri" w:hAnsi="Calibri"/>
+                <w:sz w:val="20"/>
+              </w:rPr>
+              <w:t xml:space="default">none</w:t>
+            </w:r>
+          </w:p>
+        </w:tc>
+        <w:tc>
+          <w:tcPr>
+            <w:tcBorders>
+              <w:top w:val="single" w:space="0" w:color="D3D3D3"/>
+              <w:bottom w:val="single" w:space="0" w:color="D3D3D3"/>
+              <w:start w:val="single" w:space="0" w:color="D3D3D3"/>
+              <w:end w:val="single" w:space="0" w:color="D3D3D3"/>
+            </w:tcBorders>
+          </w:tcPr>
+          <w:p>
+            <w:pPr>
+              <w:spacing w:before="0" w:after="60"/>
+              <w:keepNext/>
+              <w:jc w:val="start"/>
+            </w:pPr>
+            <w:r>
+              <w:rPr>
+                <w:rFonts w:ascii="Calibri" w:hAnsi="Calibri"/>
+                <w:sz w:val="20"/>
+              </w:rPr>
+              <w:t xml:space="default">s(age) (EDF=0.44); s(GMHT_CPS0_30N) (EDF=0); s(dT_raw) (EDF=0); s(Hur100_fqcy) (EDF=2.08)</w:t>
             </w:r>
           </w:p>
         </w:tc>
@@ -878,31 +878,31 @@
                 <w:rFonts w:ascii="Calibri" w:hAnsi="Calibri"/>
                 <w:sz w:val="20"/>
               </w:rPr>
-              <w:t xml:space="default">M4_av</w:t>
-            </w:r>
-          </w:p>
-        </w:tc>
-        <w:tc>
-          <w:tcPr>
-            <w:tcBorders>
-              <w:top w:val="single" w:space="0" w:color="D3D3D3"/>
-              <w:bottom w:val="single" w:space="0" w:color="D3D3D3"/>
-              <w:start w:val="single" w:space="0" w:color="D3D3D3"/>
-              <w:end w:val="single" w:space="0" w:color="D3D3D3"/>
-            </w:tcBorders>
-          </w:tcPr>
-          <w:p>
-            <w:pPr>
-              <w:spacing w:before="0" w:after="60"/>
-              <w:keepNext/>
-              <w:jc w:val="start"/>
-            </w:pPr>
-            <w:r>
-              <w:rPr>
-                <w:rFonts w:ascii="Calibri" w:hAnsi="Calibri"/>
-                <w:sz w:val="20"/>
-              </w:rPr>
-              <w:t xml:space="default">Thermal–disturbance model (intensity)</w:t>
+              <w:t xml:space="default">M7_fqcy</w:t>
+            </w:r>
+          </w:p>
+        </w:tc>
+        <w:tc>
+          <w:tcPr>
+            <w:tcBorders>
+              <w:top w:val="single" w:space="0" w:color="D3D3D3"/>
+              <w:bottom w:val="single" w:space="0" w:color="D3D3D3"/>
+              <w:start w:val="single" w:space="0" w:color="D3D3D3"/>
+              <w:end w:val="single" w:space="0" w:color="D3D3D3"/>
+            </w:tcBorders>
+          </w:tcPr>
+          <w:p>
+            <w:pPr>
+              <w:spacing w:before="0" w:after="60"/>
+              <w:keepNext/>
+              <w:jc w:val="start"/>
+            </w:pPr>
+            <w:r>
+              <w:rPr>
+                <w:rFonts w:ascii="Calibri" w:hAnsi="Calibri"/>
+                <w:sz w:val="20"/>
+              </w:rPr>
+              <w:t xml:space="default">Full climate-regime model (frequency)</w:t>
             </w:r>
           </w:p>
         </w:tc>
@@ -926,7 +926,7 @@
                 <w:rFonts w:ascii="Calibri" w:hAnsi="Calibri"/>
                 <w:sz w:val="20"/>
               </w:rPr>
-              <w:t xml:space="default">-14.329</w:t>
+              <w:t xml:space="default">-10.278</w:t>
             </w:r>
           </w:p>
         </w:tc>
@@ -950,7 +950,7 @@
                 <w:rFonts w:ascii="Calibri" w:hAnsi="Calibri"/>
                 <w:sz w:val="20"/>
               </w:rPr>
-              <w:t xml:space="default">0.66</w:t>
+              <w:t xml:space="default">0.28</w:t>
             </w:r>
           </w:p>
         </w:tc>
@@ -974,7 +974,7 @@
                 <w:rFonts w:ascii="Calibri" w:hAnsi="Calibri"/>
                 <w:sz w:val="20"/>
               </w:rPr>
-              <w:t xml:space="default">0.686</w:t>
+              <w:t xml:space="default">0.799</w:t>
             </w:r>
           </w:p>
         </w:tc>
@@ -998,79 +998,79 @@
                 <w:rFonts w:ascii="Calibri" w:hAnsi="Calibri"/>
                 <w:sz w:val="20"/>
               </w:rPr>
-              <w:t xml:space="default">0.594</w:t>
-            </w:r>
-          </w:p>
-        </w:tc>
-        <w:tc>
-          <w:tcPr>
-            <w:tcBorders>
-              <w:top w:val="single" w:space="0" w:color="D3D3D3"/>
-              <w:bottom w:val="single" w:space="0" w:color="D3D3D3"/>
-              <w:start w:val="single" w:space="0" w:color="D3D3D3"/>
-              <w:end w:val="single" w:space="0" w:color="D3D3D3"/>
-            </w:tcBorders>
-          </w:tcPr>
-          <w:p>
-            <w:pPr>
-              <w:spacing w:before="0" w:after="60"/>
-              <w:keepNext/>
-              <w:jc w:val="start"/>
-            </w:pPr>
-            <w:r>
-              <w:rPr>
-                <w:rFonts w:ascii="Calibri" w:hAnsi="Calibri"/>
-                <w:sz w:val="20"/>
-              </w:rPr>
-              <w:t xml:space="default">s(GMHT_CPS0_30N) (p=&lt;1e-04); s(dT_raw) (p=0.006); s(Hur100_av) (p=0.00063)</w:t>
-            </w:r>
-          </w:p>
-        </w:tc>
-        <w:tc>
-          <w:tcPr>
-            <w:tcBorders>
-              <w:top w:val="single" w:space="0" w:color="D3D3D3"/>
-              <w:bottom w:val="single" w:space="0" w:color="D3D3D3"/>
-              <w:start w:val="single" w:space="0" w:color="D3D3D3"/>
-              <w:end w:val="single" w:space="0" w:color="D3D3D3"/>
-            </w:tcBorders>
-          </w:tcPr>
-          <w:p>
-            <w:pPr>
-              <w:spacing w:before="0" w:after="60"/>
-              <w:keepNext/>
-              <w:jc w:val="start"/>
-            </w:pPr>
-            <w:r>
-              <w:rPr>
-                <w:rFonts w:ascii="Calibri" w:hAnsi="Calibri"/>
-                <w:sz w:val="20"/>
-              </w:rPr>
-              <w:t xml:space="default">n/a (no categorical terms)</w:t>
-            </w:r>
-          </w:p>
-        </w:tc>
-        <w:tc>
-          <w:tcPr>
-            <w:tcBorders>
-              <w:top w:val="single" w:space="0" w:color="D3D3D3"/>
-              <w:bottom w:val="single" w:space="0" w:color="D3D3D3"/>
-              <w:start w:val="single" w:space="0" w:color="D3D3D3"/>
-              <w:end w:val="single" w:space="0" w:color="D3D3D3"/>
-            </w:tcBorders>
-          </w:tcPr>
-          <w:p>
-            <w:pPr>
-              <w:spacing w:before="0" w:after="60"/>
-              <w:keepNext/>
-              <w:jc w:val="start"/>
-            </w:pPr>
-            <w:r>
-              <w:rPr>
-                <w:rFonts w:ascii="Calibri" w:hAnsi="Calibri"/>
-                <w:sz w:val="20"/>
-              </w:rPr>
-              <w:t xml:space="default">s(age) (EDF=0); s(GMHT_CPS0_30N) (EDF=0.94); s(dT_raw) (EDF=0.87); s(Hur100_av) (EDF=1.8)</w:t>
+              <w:t xml:space="default">0.610</w:t>
+            </w:r>
+          </w:p>
+        </w:tc>
+        <w:tc>
+          <w:tcPr>
+            <w:tcBorders>
+              <w:top w:val="single" w:space="0" w:color="D3D3D3"/>
+              <w:bottom w:val="single" w:space="0" w:color="D3D3D3"/>
+              <w:start w:val="single" w:space="0" w:color="D3D3D3"/>
+              <w:end w:val="single" w:space="0" w:color="D3D3D3"/>
+            </w:tcBorders>
+          </w:tcPr>
+          <w:p>
+            <w:pPr>
+              <w:spacing w:before="0" w:after="60"/>
+              <w:keepNext/>
+              <w:jc w:val="start"/>
+            </w:pPr>
+            <w:r>
+              <w:rPr>
+                <w:rFonts w:ascii="Calibri" w:hAnsi="Calibri"/>
+                <w:sz w:val="20"/>
+              </w:rPr>
+              <w:t xml:space="default">Thermal (p=0.049); Hurricane (p=0.017); s(GMHT_CPS0_30N) (p=0.022); s(dT_raw) (p=0.0015)</w:t>
+            </w:r>
+          </w:p>
+        </w:tc>
+        <w:tc>
+          <w:tcPr>
+            <w:tcBorders>
+              <w:top w:val="single" w:space="0" w:color="D3D3D3"/>
+              <w:bottom w:val="single" w:space="0" w:color="D3D3D3"/>
+              <w:start w:val="single" w:space="0" w:color="D3D3D3"/>
+              <w:end w:val="single" w:space="0" w:color="D3D3D3"/>
+            </w:tcBorders>
+          </w:tcPr>
+          <w:p>
+            <w:pPr>
+              <w:spacing w:before="0" w:after="60"/>
+              <w:keepNext/>
+              <w:jc w:val="start"/>
+            </w:pPr>
+            <w:r>
+              <w:rPr>
+                <w:rFonts w:ascii="Calibri" w:hAnsi="Calibri"/>
+                <w:sz w:val="20"/>
+              </w:rPr>
+              <w:t xml:space="default">Thermalcooler (-1.15, p=0.024); ThermalCWP&amp;MWA (-2.10, p=0.049); Hurricanemoderate (1.01, p=0.032)</w:t>
+            </w:r>
+          </w:p>
+        </w:tc>
+        <w:tc>
+          <w:tcPr>
+            <w:tcBorders>
+              <w:top w:val="single" w:space="0" w:color="D3D3D3"/>
+              <w:bottom w:val="single" w:space="0" w:color="D3D3D3"/>
+              <w:start w:val="single" w:space="0" w:color="D3D3D3"/>
+              <w:end w:val="single" w:space="0" w:color="D3D3D3"/>
+            </w:tcBorders>
+          </w:tcPr>
+          <w:p>
+            <w:pPr>
+              <w:spacing w:before="0" w:after="60"/>
+              <w:keepNext/>
+              <w:jc w:val="start"/>
+            </w:pPr>
+            <w:r>
+              <w:rPr>
+                <w:rFonts w:ascii="Calibri" w:hAnsi="Calibri"/>
+                <w:sz w:val="20"/>
+              </w:rPr>
+              <w:t xml:space="default">s(age) (EDF=0); s(GMHT_CPS0_30N) (EDF=0.8); s(dT_raw) (EDF=0.9); s(Hur100_fqcy) (EDF=1.07)</w:t>
             </w:r>
           </w:p>
         </w:tc>
@@ -1123,31 +1123,31 @@
                 <w:rFonts w:ascii="Calibri" w:hAnsi="Calibri"/>
                 <w:sz w:val="20"/>
               </w:rPr>
-              <w:t xml:space="default">M7_av</w:t>
-            </w:r>
-          </w:p>
-        </w:tc>
-        <w:tc>
-          <w:tcPr>
-            <w:tcBorders>
-              <w:top w:val="single" w:space="0" w:color="D3D3D3"/>
-              <w:bottom w:val="single" w:space="0" w:color="D3D3D3"/>
-              <w:start w:val="single" w:space="0" w:color="D3D3D3"/>
-              <w:end w:val="single" w:space="0" w:color="D3D3D3"/>
-            </w:tcBorders>
-          </w:tcPr>
-          <w:p>
-            <w:pPr>
-              <w:spacing w:before="0" w:after="60"/>
-              <w:keepNext/>
-              <w:jc w:val="start"/>
-            </w:pPr>
-            <w:r>
-              <w:rPr>
-                <w:rFonts w:ascii="Calibri" w:hAnsi="Calibri"/>
-                <w:sz w:val="20"/>
-              </w:rPr>
-              <w:t xml:space="default">Full climate-regime model (intensity)</w:t>
+              <w:t xml:space="default">M4_av</w:t>
+            </w:r>
+          </w:p>
+        </w:tc>
+        <w:tc>
+          <w:tcPr>
+            <w:tcBorders>
+              <w:top w:val="single" w:space="0" w:color="D3D3D3"/>
+              <w:bottom w:val="single" w:space="0" w:color="D3D3D3"/>
+              <w:start w:val="single" w:space="0" w:color="D3D3D3"/>
+              <w:end w:val="single" w:space="0" w:color="D3D3D3"/>
+            </w:tcBorders>
+          </w:tcPr>
+          <w:p>
+            <w:pPr>
+              <w:spacing w:before="0" w:after="60"/>
+              <w:keepNext/>
+              <w:jc w:val="start"/>
+            </w:pPr>
+            <w:r>
+              <w:rPr>
+                <w:rFonts w:ascii="Calibri" w:hAnsi="Calibri"/>
+                <w:sz w:val="20"/>
+              </w:rPr>
+              <w:t xml:space="default">Thermal–disturbance model (smoothed frequency)</w:t>
             </w:r>
           </w:p>
         </w:tc>
@@ -1171,7 +1171,7 @@
                 <w:rFonts w:ascii="Calibri" w:hAnsi="Calibri"/>
                 <w:sz w:val="20"/>
               </w:rPr>
-              <w:t xml:space="default">-21.424</w:t>
+              <w:t xml:space="default">-10.096</w:t>
             </w:r>
           </w:p>
         </w:tc>
@@ -1195,7 +1195,7 @@
                 <w:rFonts w:ascii="Calibri" w:hAnsi="Calibri"/>
                 <w:sz w:val="20"/>
               </w:rPr>
-              <w:t xml:space="default">0.99</w:t>
+              <w:t xml:space="default">0.55</w:t>
             </w:r>
           </w:p>
         </w:tc>
@@ -1219,7 +1219,7 @@
                 <w:rFonts w:ascii="Calibri" w:hAnsi="Calibri"/>
                 <w:sz w:val="20"/>
               </w:rPr>
-              <w:t xml:space="default">0.914</w:t>
+              <w:t xml:space="default">0.704</w:t>
             </w:r>
           </w:p>
         </w:tc>
@@ -1243,79 +1243,79 @@
                 <w:rFonts w:ascii="Calibri" w:hAnsi="Calibri"/>
                 <w:sz w:val="20"/>
               </w:rPr>
-              <w:t xml:space="default">0.666</w:t>
-            </w:r>
-          </w:p>
-        </w:tc>
-        <w:tc>
-          <w:tcPr>
-            <w:tcBorders>
-              <w:top w:val="single" w:space="0" w:color="D3D3D3"/>
-              <w:bottom w:val="single" w:space="0" w:color="D3D3D3"/>
-              <w:start w:val="single" w:space="0" w:color="D3D3D3"/>
-              <w:end w:val="single" w:space="0" w:color="D3D3D3"/>
-            </w:tcBorders>
-          </w:tcPr>
-          <w:p>
-            <w:pPr>
-              <w:spacing w:before="0" w:after="60"/>
-              <w:keepNext/>
-              <w:jc w:val="start"/>
-            </w:pPr>
-            <w:r>
-              <w:rPr>
-                <w:rFonts w:ascii="Calibri" w:hAnsi="Calibri"/>
-                <w:sz w:val="20"/>
-              </w:rPr>
-              <w:t xml:space="default">Hydro (p=&lt;1e-04); Hurricane (p=&lt;1e-04); s(dT_raw) (p=0.0025); s(Hur100_av) (p=0.00015)</w:t>
-            </w:r>
-          </w:p>
-        </w:tc>
-        <w:tc>
-          <w:tcPr>
-            <w:tcBorders>
-              <w:top w:val="single" w:space="0" w:color="D3D3D3"/>
-              <w:bottom w:val="single" w:space="0" w:color="D3D3D3"/>
-              <w:start w:val="single" w:space="0" w:color="D3D3D3"/>
-              <w:end w:val="single" w:space="0" w:color="D3D3D3"/>
-            </w:tcBorders>
-          </w:tcPr>
-          <w:p>
-            <w:pPr>
-              <w:spacing w:before="0" w:after="60"/>
-              <w:keepNext/>
-              <w:jc w:val="start"/>
-            </w:pPr>
-            <w:r>
-              <w:rPr>
-                <w:rFonts w:ascii="Calibri" w:hAnsi="Calibri"/>
-                <w:sz w:val="20"/>
-              </w:rPr>
-              <w:t xml:space="default">Hydrodry (2.12, p=0.00023); Hydrono data (-0.92, p=0.045); ThermalCWP&amp;MWA (-1.57, p=0.034); Hurricanemoderate (-1.65, p=0.0017); Hurricanehigh (9.51, p=&lt;1e-04)</w:t>
-            </w:r>
-          </w:p>
-        </w:tc>
-        <w:tc>
-          <w:tcPr>
-            <w:tcBorders>
-              <w:top w:val="single" w:space="0" w:color="D3D3D3"/>
-              <w:bottom w:val="single" w:space="0" w:color="D3D3D3"/>
-              <w:start w:val="single" w:space="0" w:color="D3D3D3"/>
-              <w:end w:val="single" w:space="0" w:color="D3D3D3"/>
-            </w:tcBorders>
-          </w:tcPr>
-          <w:p>
-            <w:pPr>
-              <w:spacing w:before="0" w:after="60"/>
-              <w:keepNext/>
-              <w:jc w:val="start"/>
-            </w:pPr>
-            <w:r>
-              <w:rPr>
-                <w:rFonts w:ascii="Calibri" w:hAnsi="Calibri"/>
-                <w:sz w:val="20"/>
-              </w:rPr>
-              <w:t xml:space="default">s(age) (EDF=0); s(GMHT_CPS0_30N) (EDF=0); s(dT_raw) (EDF=0.9); s(Hur100_av) (EDF=0.94)</w:t>
+              <w:t xml:space="default">0.507</w:t>
+            </w:r>
+          </w:p>
+        </w:tc>
+        <w:tc>
+          <w:tcPr>
+            <w:tcBorders>
+              <w:top w:val="single" w:space="0" w:color="D3D3D3"/>
+              <w:bottom w:val="single" w:space="0" w:color="D3D3D3"/>
+              <w:start w:val="single" w:space="0" w:color="D3D3D3"/>
+              <w:end w:val="single" w:space="0" w:color="D3D3D3"/>
+            </w:tcBorders>
+          </w:tcPr>
+          <w:p>
+            <w:pPr>
+              <w:spacing w:before="0" w:after="60"/>
+              <w:keepNext/>
+              <w:jc w:val="start"/>
+            </w:pPr>
+            <w:r>
+              <w:rPr>
+                <w:rFonts w:ascii="Calibri" w:hAnsi="Calibri"/>
+                <w:sz w:val="20"/>
+              </w:rPr>
+              <w:t xml:space="default">s(dT_raw) (p=0.042); s(Hur100_av) (p=0.036)</w:t>
+            </w:r>
+          </w:p>
+        </w:tc>
+        <w:tc>
+          <w:tcPr>
+            <w:tcBorders>
+              <w:top w:val="single" w:space="0" w:color="D3D3D3"/>
+              <w:bottom w:val="single" w:space="0" w:color="D3D3D3"/>
+              <w:start w:val="single" w:space="0" w:color="D3D3D3"/>
+              <w:end w:val="single" w:space="0" w:color="D3D3D3"/>
+            </w:tcBorders>
+          </w:tcPr>
+          <w:p>
+            <w:pPr>
+              <w:spacing w:before="0" w:after="60"/>
+              <w:keepNext/>
+              <w:jc w:val="start"/>
+            </w:pPr>
+            <w:r>
+              <w:rPr>
+                <w:rFonts w:ascii="Calibri" w:hAnsi="Calibri"/>
+                <w:sz w:val="20"/>
+              </w:rPr>
+              <w:t xml:space="default">n/a (no categorical terms)</w:t>
+            </w:r>
+          </w:p>
+        </w:tc>
+        <w:tc>
+          <w:tcPr>
+            <w:tcBorders>
+              <w:top w:val="single" w:space="0" w:color="D3D3D3"/>
+              <w:bottom w:val="single" w:space="0" w:color="D3D3D3"/>
+              <w:start w:val="single" w:space="0" w:color="D3D3D3"/>
+              <w:end w:val="single" w:space="0" w:color="D3D3D3"/>
+            </w:tcBorders>
+          </w:tcPr>
+          <w:p>
+            <w:pPr>
+              <w:spacing w:before="0" w:after="60"/>
+              <w:keepNext/>
+              <w:jc w:val="start"/>
+            </w:pPr>
+            <w:r>
+              <w:rPr>
+                <w:rFonts w:ascii="Calibri" w:hAnsi="Calibri"/>
+                <w:sz w:val="20"/>
+              </w:rPr>
+              <w:t xml:space="default">s(age) (EDF=1.58); s(GMHT_CPS0_30N) (EDF=0.66); s(dT_raw) (EDF=1.16); s(Hur100_av) (EDF=1.31)</w:t>
             </w:r>
           </w:p>
         </w:tc>
@@ -1368,31 +1368,31 @@
                 <w:rFonts w:ascii="Calibri" w:hAnsi="Calibri"/>
                 <w:sz w:val="20"/>
               </w:rPr>
-              <w:t xml:space="default">M4_av</w:t>
-            </w:r>
-          </w:p>
-        </w:tc>
-        <w:tc>
-          <w:tcPr>
-            <w:tcBorders>
-              <w:top w:val="single" w:space="0" w:color="D3D3D3"/>
-              <w:bottom w:val="single" w:space="0" w:color="D3D3D3"/>
-              <w:start w:val="single" w:space="0" w:color="D3D3D3"/>
-              <w:end w:val="single" w:space="0" w:color="D3D3D3"/>
-            </w:tcBorders>
-          </w:tcPr>
-          <w:p>
-            <w:pPr>
-              <w:spacing w:before="0" w:after="60"/>
-              <w:keepNext/>
-              <w:jc w:val="start"/>
-            </w:pPr>
-            <w:r>
-              <w:rPr>
-                <w:rFonts w:ascii="Calibri" w:hAnsi="Calibri"/>
-                <w:sz w:val="20"/>
-              </w:rPr>
-              <w:t xml:space="default">Thermal–disturbance model (intensity)</w:t>
+              <w:t xml:space="default">M7_av</w:t>
+            </w:r>
+          </w:p>
+        </w:tc>
+        <w:tc>
+          <w:tcPr>
+            <w:tcBorders>
+              <w:top w:val="single" w:space="0" w:color="D3D3D3"/>
+              <w:bottom w:val="single" w:space="0" w:color="D3D3D3"/>
+              <w:start w:val="single" w:space="0" w:color="D3D3D3"/>
+              <w:end w:val="single" w:space="0" w:color="D3D3D3"/>
+            </w:tcBorders>
+          </w:tcPr>
+          <w:p>
+            <w:pPr>
+              <w:spacing w:before="0" w:after="60"/>
+              <w:keepNext/>
+              <w:jc w:val="start"/>
+            </w:pPr>
+            <w:r>
+              <w:rPr>
+                <w:rFonts w:ascii="Calibri" w:hAnsi="Calibri"/>
+                <w:sz w:val="20"/>
+              </w:rPr>
+              <w:t xml:space="default">Full climate-regime model (smoothed frequency)</w:t>
             </w:r>
           </w:p>
         </w:tc>
@@ -1416,7 +1416,7 @@
                 <w:rFonts w:ascii="Calibri" w:hAnsi="Calibri"/>
                 <w:sz w:val="20"/>
               </w:rPr>
-              <w:t xml:space="default">-67.699</w:t>
+              <w:t xml:space="default">-57.817</w:t>
             </w:r>
           </w:p>
         </w:tc>
@@ -1440,7 +1440,7 @@
                 <w:rFonts w:ascii="Calibri" w:hAnsi="Calibri"/>
                 <w:sz w:val="20"/>
               </w:rPr>
-              <w:t xml:space="default">0.72</w:t>
+              <w:t xml:space="default">0.39</w:t>
             </w:r>
           </w:p>
         </w:tc>
@@ -1464,7 +1464,7 @@
                 <w:rFonts w:ascii="Calibri" w:hAnsi="Calibri"/>
                 <w:sz w:val="20"/>
               </w:rPr>
-              <w:t xml:space="default">0.532</w:t>
+              <w:t xml:space="default">0.489</w:t>
             </w:r>
           </w:p>
         </w:tc>
@@ -1488,79 +1488,79 @@
                 <w:rFonts w:ascii="Calibri" w:hAnsi="Calibri"/>
                 <w:sz w:val="20"/>
               </w:rPr>
-              <w:t xml:space="default">0.437</w:t>
-            </w:r>
-          </w:p>
-        </w:tc>
-        <w:tc>
-          <w:tcPr>
-            <w:tcBorders>
-              <w:top w:val="single" w:space="0" w:color="D3D3D3"/>
-              <w:bottom w:val="single" w:space="0" w:color="D3D3D3"/>
-              <w:start w:val="single" w:space="0" w:color="D3D3D3"/>
-              <w:end w:val="single" w:space="0" w:color="D3D3D3"/>
-            </w:tcBorders>
-          </w:tcPr>
-          <w:p>
-            <w:pPr>
-              <w:spacing w:before="0" w:after="60"/>
-              <w:keepNext/>
-              <w:jc w:val="start"/>
-            </w:pPr>
-            <w:r>
-              <w:rPr>
-                <w:rFonts w:ascii="Calibri" w:hAnsi="Calibri"/>
-                <w:sz w:val="20"/>
-              </w:rPr>
-              <w:t xml:space="default">s(Hur100_av) (p=&lt;1e-04)</w:t>
-            </w:r>
-          </w:p>
-        </w:tc>
-        <w:tc>
-          <w:tcPr>
-            <w:tcBorders>
-              <w:top w:val="single" w:space="0" w:color="D3D3D3"/>
-              <w:bottom w:val="single" w:space="0" w:color="D3D3D3"/>
-              <w:start w:val="single" w:space="0" w:color="D3D3D3"/>
-              <w:end w:val="single" w:space="0" w:color="D3D3D3"/>
-            </w:tcBorders>
-          </w:tcPr>
-          <w:p>
-            <w:pPr>
-              <w:spacing w:before="0" w:after="60"/>
-              <w:keepNext/>
-              <w:jc w:val="start"/>
-            </w:pPr>
-            <w:r>
-              <w:rPr>
-                <w:rFonts w:ascii="Calibri" w:hAnsi="Calibri"/>
-                <w:sz w:val="20"/>
-              </w:rPr>
-              <w:t xml:space="default">n/a (no categorical terms)</w:t>
-            </w:r>
-          </w:p>
-        </w:tc>
-        <w:tc>
-          <w:tcPr>
-            <w:tcBorders>
-              <w:top w:val="single" w:space="0" w:color="D3D3D3"/>
-              <w:bottom w:val="single" w:space="0" w:color="D3D3D3"/>
-              <w:start w:val="single" w:space="0" w:color="D3D3D3"/>
-              <w:end w:val="single" w:space="0" w:color="D3D3D3"/>
-            </w:tcBorders>
-          </w:tcPr>
-          <w:p>
-            <w:pPr>
-              <w:spacing w:before="0" w:after="60"/>
-              <w:keepNext/>
-              <w:jc w:val="start"/>
-            </w:pPr>
-            <w:r>
-              <w:rPr>
-                <w:rFonts w:ascii="Calibri" w:hAnsi="Calibri"/>
-                <w:sz w:val="20"/>
-              </w:rPr>
-              <w:t xml:space="default">s(age) (EDF=0); s(GMHT_CPS0_30N) (EDF=0.56); s(dT_raw) (EDF=0); s(Hur100_av) (EDF=2.7)</w:t>
+              <w:t xml:space="default">0.325</w:t>
+            </w:r>
+          </w:p>
+        </w:tc>
+        <w:tc>
+          <w:tcPr>
+            <w:tcBorders>
+              <w:top w:val="single" w:space="0" w:color="D3D3D3"/>
+              <w:bottom w:val="single" w:space="0" w:color="D3D3D3"/>
+              <w:start w:val="single" w:space="0" w:color="D3D3D3"/>
+              <w:end w:val="single" w:space="0" w:color="D3D3D3"/>
+            </w:tcBorders>
+          </w:tcPr>
+          <w:p>
+            <w:pPr>
+              <w:spacing w:before="0" w:after="60"/>
+              <w:keepNext/>
+              <w:jc w:val="start"/>
+            </w:pPr>
+            <w:r>
+              <w:rPr>
+                <w:rFonts w:ascii="Calibri" w:hAnsi="Calibri"/>
+                <w:sz w:val="20"/>
+              </w:rPr>
+              <w:t xml:space="default">Hurricane (p=0.00024)</w:t>
+            </w:r>
+          </w:p>
+        </w:tc>
+        <w:tc>
+          <w:tcPr>
+            <w:tcBorders>
+              <w:top w:val="single" w:space="0" w:color="D3D3D3"/>
+              <w:bottom w:val="single" w:space="0" w:color="D3D3D3"/>
+              <w:start w:val="single" w:space="0" w:color="D3D3D3"/>
+              <w:end w:val="single" w:space="0" w:color="D3D3D3"/>
+            </w:tcBorders>
+          </w:tcPr>
+          <w:p>
+            <w:pPr>
+              <w:spacing w:before="0" w:after="60"/>
+              <w:keepNext/>
+              <w:jc w:val="start"/>
+            </w:pPr>
+            <w:r>
+              <w:rPr>
+                <w:rFonts w:ascii="Calibri" w:hAnsi="Calibri"/>
+                <w:sz w:val="20"/>
+              </w:rPr>
+              <w:t xml:space="default">Hurricanehigh (2.88, p=0.00018)</w:t>
+            </w:r>
+          </w:p>
+        </w:tc>
+        <w:tc>
+          <w:tcPr>
+            <w:tcBorders>
+              <w:top w:val="single" w:space="0" w:color="D3D3D3"/>
+              <w:bottom w:val="single" w:space="0" w:color="D3D3D3"/>
+              <w:start w:val="single" w:space="0" w:color="D3D3D3"/>
+              <w:end w:val="single" w:space="0" w:color="D3D3D3"/>
+            </w:tcBorders>
+          </w:tcPr>
+          <w:p>
+            <w:pPr>
+              <w:spacing w:before="0" w:after="60"/>
+              <w:keepNext/>
+              <w:jc w:val="start"/>
+            </w:pPr>
+            <w:r>
+              <w:rPr>
+                <w:rFonts w:ascii="Calibri" w:hAnsi="Calibri"/>
+                <w:sz w:val="20"/>
+              </w:rPr>
+              <w:t xml:space="default">s(age) (EDF=0); s(GMHT_CPS0_30N) (EDF=0); s(dT_raw) (EDF=0); s(Hur100_av) (EDF=0)</w:t>
             </w:r>
           </w:p>
         </w:tc>
